--- a/docs/files/exports/docs-website-website-requirements-complete-guide.docx
+++ b/docs/files/exports/docs-website-website-requirements-complete-guide.docx
@@ -17,7 +17,7 @@
     </w:p>
     <w:p>
       <w:r>
-        <w:t>Generated: 2026-07-28 13:56</w:t>
+        <w:t>Generated: 2026-07-28 14:02</w:t>
       </w:r>
     </w:p>
     <w:p>

--- a/docs/files/exports/docs-website-website-requirements-complete-guide.docx
+++ b/docs/files/exports/docs-website-website-requirements-complete-guide.docx
@@ -17,7 +17,7 @@
     </w:p>
     <w:p>
       <w:r>
-        <w:t>Generated: 2026-07-28 14:02</w:t>
+        <w:t>Generated: 2026-07-28 14:06</w:t>
       </w:r>
     </w:p>
     <w:p>

--- a/docs/files/exports/docs-website-website-requirements-complete-guide.docx
+++ b/docs/files/exports/docs-website-website-requirements-complete-guide.docx
@@ -17,7 +17,7 @@
     </w:p>
     <w:p>
       <w:r>
-        <w:t>Generated: 2026-07-28 14:06</w:t>
+        <w:t>Generated: 2026-07-28 14:10</w:t>
       </w:r>
     </w:p>
     <w:p>

--- a/docs/files/exports/docs-website-website-requirements-complete-guide.docx
+++ b/docs/files/exports/docs-website-website-requirements-complete-guide.docx
@@ -17,7 +17,7 @@
     </w:p>
     <w:p>
       <w:r>
-        <w:t>Generated: 2026-07-28 14:10</w:t>
+        <w:t>Generated: 2026-07-28 14:17</w:t>
       </w:r>
     </w:p>
     <w:p>

--- a/docs/files/exports/docs-website-website-requirements-complete-guide.docx
+++ b/docs/files/exports/docs-website-website-requirements-complete-guide.docx
@@ -17,7 +17,7 @@
     </w:p>
     <w:p>
       <w:r>
-        <w:t>Generated: 2026-07-28 14:17</w:t>
+        <w:t>Generated: 2026-07-28 14:21</w:t>
       </w:r>
     </w:p>
     <w:p>

--- a/docs/files/exports/docs-website-website-requirements-complete-guide.docx
+++ b/docs/files/exports/docs-website-website-requirements-complete-guide.docx
@@ -17,7 +17,7 @@
     </w:p>
     <w:p>
       <w:r>
-        <w:t>Generated: 2026-07-28 14:21</w:t>
+        <w:t>Generated: 2026-07-28 14:22</w:t>
       </w:r>
     </w:p>
     <w:p>

--- a/docs/files/exports/docs-website-website-requirements-complete-guide.docx
+++ b/docs/files/exports/docs-website-website-requirements-complete-guide.docx
@@ -17,7 +17,7 @@
     </w:p>
     <w:p>
       <w:r>
-        <w:t>Generated: 2026-07-28 14:22</w:t>
+        <w:t>Generated: 2026-07-28 14:24</w:t>
       </w:r>
     </w:p>
     <w:p>

--- a/docs/files/exports/docs-website-website-requirements-complete-guide.docx
+++ b/docs/files/exports/docs-website-website-requirements-complete-guide.docx
@@ -17,7 +17,7 @@
     </w:p>
     <w:p>
       <w:r>
-        <w:t>Generated: 2026-07-28 14:24</w:t>
+        <w:t>Generated: 2026-07-28 14:32</w:t>
       </w:r>
     </w:p>
     <w:p>

--- a/docs/files/exports/docs-website-website-requirements-complete-guide.docx
+++ b/docs/files/exports/docs-website-website-requirements-complete-guide.docx
@@ -17,7 +17,7 @@
     </w:p>
     <w:p>
       <w:r>
-        <w:t>Generated: 2026-07-28 14:32</w:t>
+        <w:t>Generated: 2026-07-28 14:38</w:t>
       </w:r>
     </w:p>
     <w:p>

--- a/docs/files/exports/docs-website-website-requirements-complete-guide.docx
+++ b/docs/files/exports/docs-website-website-requirements-complete-guide.docx
@@ -17,7 +17,7 @@
     </w:p>
     <w:p>
       <w:r>
-        <w:t>Generated: 2026-07-28 14:38</w:t>
+        <w:t>Generated: 2026-07-28 14:47</w:t>
       </w:r>
     </w:p>
     <w:p>

--- a/docs/files/exports/docs-website-website-requirements-complete-guide.docx
+++ b/docs/files/exports/docs-website-website-requirements-complete-guide.docx
@@ -17,7 +17,7 @@
     </w:p>
     <w:p>
       <w:r>
-        <w:t>Generated: 2026-07-28 14:47</w:t>
+        <w:t>Generated: 2026-07-28 14:57</w:t>
       </w:r>
     </w:p>
     <w:p>

--- a/docs/files/exports/docs-website-website-requirements-complete-guide.docx
+++ b/docs/files/exports/docs-website-website-requirements-complete-guide.docx
@@ -17,7 +17,7 @@
     </w:p>
     <w:p>
       <w:r>
-        <w:t>Generated: 2026-07-28 14:57</w:t>
+        <w:t>Generated: 2026-07-28 15:16</w:t>
       </w:r>
     </w:p>
     <w:p>

--- a/docs/files/exports/docs-website-website-requirements-complete-guide.docx
+++ b/docs/files/exports/docs-website-website-requirements-complete-guide.docx
@@ -17,7 +17,7 @@
     </w:p>
     <w:p>
       <w:r>
-        <w:t>Generated: 2026-07-28 15:16</w:t>
+        <w:t>Generated: 2026-07-28 15:23</w:t>
       </w:r>
     </w:p>
     <w:p>

--- a/docs/files/exports/docs-website-website-requirements-complete-guide.docx
+++ b/docs/files/exports/docs-website-website-requirements-complete-guide.docx
@@ -17,7 +17,7 @@
     </w:p>
     <w:p>
       <w:r>
-        <w:t>Generated: 2026-07-28 15:23</w:t>
+        <w:t>Generated: 2026-07-28 15:26</w:t>
       </w:r>
     </w:p>
     <w:p>

--- a/docs/files/exports/docs-website-website-requirements-complete-guide.docx
+++ b/docs/files/exports/docs-website-website-requirements-complete-guide.docx
@@ -17,7 +17,7 @@
     </w:p>
     <w:p>
       <w:r>
-        <w:t>Generated: 2026-07-28 15:26</w:t>
+        <w:t>Generated: 2026-07-28 15:32</w:t>
       </w:r>
     </w:p>
     <w:p>

--- a/docs/files/exports/docs-website-website-requirements-complete-guide.docx
+++ b/docs/files/exports/docs-website-website-requirements-complete-guide.docx
@@ -17,7 +17,7 @@
     </w:p>
     <w:p>
       <w:r>
-        <w:t>Generated: 2026-07-28 15:32</w:t>
+        <w:t>Generated: 2026-07-28 15:41</w:t>
       </w:r>
     </w:p>
     <w:p>

--- a/docs/files/exports/docs-website-website-requirements-complete-guide.docx
+++ b/docs/files/exports/docs-website-website-requirements-complete-guide.docx
@@ -17,7 +17,7 @@
     </w:p>
     <w:p>
       <w:r>
-        <w:t>Generated: 2026-07-28 15:41</w:t>
+        <w:t>Generated: 2026-07-28 16:04</w:t>
       </w:r>
     </w:p>
     <w:p>

--- a/docs/files/exports/docs-website-website-requirements-complete-guide.docx
+++ b/docs/files/exports/docs-website-website-requirements-complete-guide.docx
@@ -17,7 +17,7 @@
     </w:p>
     <w:p>
       <w:r>
-        <w:t>Generated: 2026-07-28 16:04</w:t>
+        <w:t>Generated: 2026-07-28 16:20</w:t>
       </w:r>
     </w:p>
     <w:p>

--- a/docs/files/exports/docs-website-website-requirements-complete-guide.docx
+++ b/docs/files/exports/docs-website-website-requirements-complete-guide.docx
@@ -17,7 +17,7 @@
     </w:p>
     <w:p>
       <w:r>
-        <w:t>Generated: 2026-07-28 16:20</w:t>
+        <w:t>Generated: 2026-07-28 16:27</w:t>
       </w:r>
     </w:p>
     <w:p>

--- a/docs/files/exports/docs-website-website-requirements-complete-guide.docx
+++ b/docs/files/exports/docs-website-website-requirements-complete-guide.docx
@@ -17,7 +17,7 @@
     </w:p>
     <w:p>
       <w:r>
-        <w:t>Generated: 2026-07-28 16:27</w:t>
+        <w:t>Generated: 2026-07-28 16:34</w:t>
       </w:r>
     </w:p>
     <w:p>

--- a/docs/files/exports/docs-website-website-requirements-complete-guide.docx
+++ b/docs/files/exports/docs-website-website-requirements-complete-guide.docx
@@ -17,7 +17,7 @@
     </w:p>
     <w:p>
       <w:r>
-        <w:t>Generated: 2026-07-28 16:34</w:t>
+        <w:t>Generated: 2026-07-28 16:42</w:t>
       </w:r>
     </w:p>
     <w:p>

--- a/docs/files/exports/docs-website-website-requirements-complete-guide.docx
+++ b/docs/files/exports/docs-website-website-requirements-complete-guide.docx
@@ -17,7 +17,7 @@
     </w:p>
     <w:p>
       <w:r>
-        <w:t>Generated: 2026-07-28 16:42</w:t>
+        <w:t>Generated: 2026-07-28 16:48</w:t>
       </w:r>
     </w:p>
     <w:p>

--- a/docs/files/exports/docs-website-website-requirements-complete-guide.docx
+++ b/docs/files/exports/docs-website-website-requirements-complete-guide.docx
@@ -17,7 +17,7 @@
     </w:p>
     <w:p>
       <w:r>
-        <w:t>Generated: 2026-07-28 16:48</w:t>
+        <w:t>Generated: 2026-07-28 17:02</w:t>
       </w:r>
     </w:p>
     <w:p>

--- a/docs/files/exports/docs-website-website-requirements-complete-guide.docx
+++ b/docs/files/exports/docs-website-website-requirements-complete-guide.docx
@@ -17,7 +17,7 @@
     </w:p>
     <w:p>
       <w:r>
-        <w:t>Generated: 2026-07-28 17:02</w:t>
+        <w:t>Generated: 2026-07-28 17:11</w:t>
       </w:r>
     </w:p>
     <w:p>

--- a/docs/files/exports/docs-website-website-requirements-complete-guide.docx
+++ b/docs/files/exports/docs-website-website-requirements-complete-guide.docx
@@ -17,7 +17,7 @@
     </w:p>
     <w:p>
       <w:r>
-        <w:t>Generated: 2026-07-28 17:11</w:t>
+        <w:t>Generated: 2026-07-28 17:33</w:t>
       </w:r>
     </w:p>
     <w:p>

--- a/docs/files/exports/docs-website-website-requirements-complete-guide.docx
+++ b/docs/files/exports/docs-website-website-requirements-complete-guide.docx
@@ -17,7 +17,7 @@
     </w:p>
     <w:p>
       <w:r>
-        <w:t>Generated: 2026-07-28 17:33</w:t>
+        <w:t>Generated: 2026-07-28 23:48</w:t>
       </w:r>
     </w:p>
     <w:p>

--- a/docs/files/exports/docs-website-website-requirements-complete-guide.docx
+++ b/docs/files/exports/docs-website-website-requirements-complete-guide.docx
@@ -17,7 +17,7 @@
     </w:p>
     <w:p>
       <w:r>
-        <w:t>Generated: 2026-07-28 23:48</w:t>
+        <w:t>Generated: 2026-07-29 12:48</w:t>
       </w:r>
     </w:p>
     <w:p>

--- a/docs/files/exports/docs-website-website-requirements-complete-guide.docx
+++ b/docs/files/exports/docs-website-website-requirements-complete-guide.docx
@@ -17,7 +17,7 @@
     </w:p>
     <w:p>
       <w:r>
-        <w:t>Generated: 2026-07-29 12:48</w:t>
+        <w:t>Generated: 2026-07-29 13:16</w:t>
       </w:r>
     </w:p>
     <w:p>

--- a/docs/files/exports/docs-website-website-requirements-complete-guide.docx
+++ b/docs/files/exports/docs-website-website-requirements-complete-guide.docx
@@ -17,7 +17,7 @@
     </w:p>
     <w:p>
       <w:r>
-        <w:t>Generated: 2026-07-29 13:16</w:t>
+        <w:t>Generated: 2026-07-29 13:25</w:t>
       </w:r>
     </w:p>
     <w:p>

--- a/docs/files/exports/docs-website-website-requirements-complete-guide.docx
+++ b/docs/files/exports/docs-website-website-requirements-complete-guide.docx
@@ -17,7 +17,7 @@
     </w:p>
     <w:p>
       <w:r>
-        <w:t>Generated: 2026-07-29 13:25</w:t>
+        <w:t>Generated: 2026-07-29 13:35</w:t>
       </w:r>
     </w:p>
     <w:p>

--- a/docs/files/exports/docs-website-website-requirements-complete-guide.docx
+++ b/docs/files/exports/docs-website-website-requirements-complete-guide.docx
@@ -17,7 +17,7 @@
     </w:p>
     <w:p>
       <w:r>
-        <w:t>Generated: 2026-07-29 13:35</w:t>
+        <w:t>Generated: 2026-07-29 13:38</w:t>
       </w:r>
     </w:p>
     <w:p>

--- a/docs/files/exports/docs-website-website-requirements-complete-guide.docx
+++ b/docs/files/exports/docs-website-website-requirements-complete-guide.docx
@@ -17,7 +17,7 @@
     </w:p>
     <w:p>
       <w:r>
-        <w:t>Generated: 2026-07-29 13:38</w:t>
+        <w:t>Generated: 2026-07-29 13:46</w:t>
       </w:r>
     </w:p>
     <w:p>

--- a/docs/files/exports/docs-website-website-requirements-complete-guide.docx
+++ b/docs/files/exports/docs-website-website-requirements-complete-guide.docx
@@ -17,7 +17,7 @@
     </w:p>
     <w:p>
       <w:r>
-        <w:t>Generated: 2026-07-29 13:46</w:t>
+        <w:t>Generated: 2026-07-29 14:16</w:t>
       </w:r>
     </w:p>
     <w:p>

--- a/docs/files/exports/docs-website-website-requirements-complete-guide.docx
+++ b/docs/files/exports/docs-website-website-requirements-complete-guide.docx
@@ -17,7 +17,7 @@
     </w:p>
     <w:p>
       <w:r>
-        <w:t>Generated: 2026-07-29 14:16</w:t>
+        <w:t>Generated: 2026-07-29 14:37</w:t>
       </w:r>
     </w:p>
     <w:p>

--- a/docs/files/exports/docs-website-website-requirements-complete-guide.docx
+++ b/docs/files/exports/docs-website-website-requirements-complete-guide.docx
@@ -17,7 +17,7 @@
     </w:p>
     <w:p>
       <w:r>
-        <w:t>Generated: 2026-07-29 14:37</w:t>
+        <w:t>Generated: 2026-07-29 15:05</w:t>
       </w:r>
     </w:p>
     <w:p>

--- a/docs/files/exports/docs-website-website-requirements-complete-guide.docx
+++ b/docs/files/exports/docs-website-website-requirements-complete-guide.docx
@@ -17,7 +17,7 @@
     </w:p>
     <w:p>
       <w:r>
-        <w:t>Generated: 2026-07-29 15:05</w:t>
+        <w:t>Generated: 2026-07-29 15:20</w:t>
       </w:r>
     </w:p>
     <w:p>

--- a/docs/files/exports/docs-website-website-requirements-complete-guide.docx
+++ b/docs/files/exports/docs-website-website-requirements-complete-guide.docx
@@ -17,7 +17,7 @@
     </w:p>
     <w:p>
       <w:r>
-        <w:t>Generated: 2026-07-29 15:20</w:t>
+        <w:t>Generated: 2026-07-29 17:01</w:t>
       </w:r>
     </w:p>
     <w:p>

--- a/docs/files/exports/docs-website-website-requirements-complete-guide.docx
+++ b/docs/files/exports/docs-website-website-requirements-complete-guide.docx
@@ -17,7 +17,7 @@
     </w:p>
     <w:p>
       <w:r>
-        <w:t>Generated: 2026-07-29 17:01</w:t>
+        <w:t>Generated: 2026-07-29 17:31</w:t>
       </w:r>
     </w:p>
     <w:p>

--- a/docs/files/exports/docs-website-website-requirements-complete-guide.docx
+++ b/docs/files/exports/docs-website-website-requirements-complete-guide.docx
@@ -17,7 +17,7 @@
     </w:p>
     <w:p>
       <w:r>
-        <w:t>Generated: 2026-07-29 17:31</w:t>
+        <w:t>Generated: 2026-07-29 21:27</w:t>
       </w:r>
     </w:p>
     <w:p>
